--- a/output/chem-u02/SHULL_CHEM_Practice_Set_U02_S02.3_Longhand_Key.docx
+++ b/output/chem-u02/SHULL_CHEM_Practice_Set_U02_S02.3_Longhand_Key.docx
@@ -30,7 +30,7 @@
                 <w:rFonts w:ascii="Trade Gothic Next" w:hAnsi="Trade Gothic Next"/>
                 <w:b/>
                 <w:color w:val="4D730E"/>
-                <w:sz w:val="15"/>
+                <w:sz w:val="14"/>
                 <w:spacing w:val="26"/>
               </w:rPr>
               <w:t>SHULL SCIENCE  ·  JAMES A. GARFIELD LOCAL SCHOOLS</w:t>
@@ -45,7 +45,7 @@
                 <w:rFonts w:ascii="Trade Gothic Next" w:hAnsi="Trade Gothic Next"/>
                 <w:b/>
                 <w:color w:val="14161B"/>
-                <w:sz w:val="36"/>
+                <w:sz w:val="26"/>
               </w:rPr>
               <w:t>LONGHAND ELECTRON CONFIGURATIONS</w:t>
             </w:r>
@@ -59,7 +59,7 @@
                 <w:rFonts w:ascii="Trade Gothic Next" w:hAnsi="Trade Gothic Next"/>
                 <w:b w:val="0"/>
                 <w:color w:val="55604F"/>
-                <w:sz w:val="15"/>
+                <w:sz w:val="14"/>
                 <w:spacing w:val="26"/>
               </w:rPr>
               <w:t>PRACTICE SET  ·  ELECTRON CONFIGURATIONS  ·  LONGHAND  ·  TEACHER KEY</w:t>
@@ -71,37 +71,138 @@
     <w:tbl>
       <w:tblPr>
         <w:tblW w:type="auto" w:w="0"/>
-        <w:jc w:val="left"/>
         <w:tblLayout w:type="fixed"/>
         <w:tblLook w:firstColumn="1" w:firstRow="1" w:lastColumn="0" w:lastRow="0" w:noHBand="0" w:noVBand="1" w:val="04A0"/>
         <w:tblLayout w:type="fixed"/>
       </w:tblPr>
       <w:tblGrid>
-        <w:gridCol w:w="10800"/>
+        <w:gridCol w:w="4752"/>
+        <w:gridCol w:w="2160"/>
+        <w:gridCol w:w="1728"/>
+        <w:gridCol w:w="2160"/>
       </w:tblGrid>
       <w:tr>
+        <w:trPr>
+          <w:cantSplit/>
+          <w:trHeight w:val="662" w:hRule="atLeast"/>
+        </w:trPr>
         <w:tc>
           <w:tcPr>
-            <w:tcW w:type="dxa" w:w="10800"/>
+            <w:tcW w:type="dxa" w:w="4752"/>
+            <w:vAlign w:val="top"/>
+            <w:tcMar>
+              <w:top w:w="20" w:type="dxa"/>
+              <w:left w:w="0" w:type="dxa"/>
+              <w:bottom w:w="0" w:type="dxa"/>
+              <w:right w:w="120" w:type="dxa"/>
+            </w:tcMar>
             <w:tcBorders>
-              <w:top w:val="single" w:sz="6" w:color="C8CDC2"/>
-              <w:left w:val="single" w:sz="6" w:color="C8CDC2"/>
-              <w:bottom w:val="single" w:sz="6" w:color="C8CDC2"/>
-              <w:right w:val="single" w:sz="6" w:color="C8CDC2"/>
+              <w:bottom w:val="single" w:sz="8" w:color="C8CDC2"/>
             </w:tcBorders>
           </w:tcPr>
           <w:p>
             <w:pPr>
-              <w:spacing w:after="40" w:before="0"/>
+              <w:spacing w:after="0"/>
             </w:pPr>
             <w:r>
               <w:rPr>
                 <w:rFonts w:ascii="Trade Gothic Next" w:hAnsi="Trade Gothic Next"/>
-                <w:b w:val="0"/>
+                <w:b/>
                 <w:color w:val="55604F"/>
-                <w:sz w:val="18"/>
+                <w:sz w:val="15"/>
+                <w:u w:val="none"/>
               </w:rPr>
-              <w:t>NAME  ______________________________________   DATE  ______________   PERIOD  _______   SCORE  _____ / 5</w:t>
+              <w:t>NAME</w:t>
+            </w:r>
+          </w:p>
+        </w:tc>
+        <w:tc>
+          <w:tcPr>
+            <w:tcW w:type="dxa" w:w="2160"/>
+            <w:vAlign w:val="top"/>
+            <w:tcMar>
+              <w:top w:w="20" w:type="dxa"/>
+              <w:left w:w="0" w:type="dxa"/>
+              <w:bottom w:w="0" w:type="dxa"/>
+              <w:right w:w="120" w:type="dxa"/>
+            </w:tcMar>
+            <w:tcBorders>
+              <w:bottom w:val="single" w:sz="8" w:color="C8CDC2"/>
+            </w:tcBorders>
+          </w:tcPr>
+          <w:p>
+            <w:pPr>
+              <w:spacing w:after="0"/>
+            </w:pPr>
+            <w:r>
+              <w:rPr>
+                <w:rFonts w:ascii="Trade Gothic Next" w:hAnsi="Trade Gothic Next"/>
+                <w:b/>
+                <w:color w:val="55604F"/>
+                <w:sz w:val="15"/>
+                <w:u w:val="none"/>
+              </w:rPr>
+              <w:t>DATE</w:t>
+            </w:r>
+          </w:p>
+        </w:tc>
+        <w:tc>
+          <w:tcPr>
+            <w:tcW w:type="dxa" w:w="1728"/>
+            <w:vAlign w:val="top"/>
+            <w:tcMar>
+              <w:top w:w="20" w:type="dxa"/>
+              <w:left w:w="0" w:type="dxa"/>
+              <w:bottom w:w="0" w:type="dxa"/>
+              <w:right w:w="120" w:type="dxa"/>
+            </w:tcMar>
+            <w:tcBorders>
+              <w:bottom w:val="single" w:sz="8" w:color="C8CDC2"/>
+            </w:tcBorders>
+          </w:tcPr>
+          <w:p>
+            <w:pPr>
+              <w:spacing w:after="0"/>
+            </w:pPr>
+            <w:r>
+              <w:rPr>
+                <w:rFonts w:ascii="Trade Gothic Next" w:hAnsi="Trade Gothic Next"/>
+                <w:b/>
+                <w:color w:val="55604F"/>
+                <w:sz w:val="15"/>
+                <w:u w:val="none"/>
+              </w:rPr>
+              <w:t>PERIOD</w:t>
+            </w:r>
+          </w:p>
+        </w:tc>
+        <w:tc>
+          <w:tcPr>
+            <w:tcW w:type="dxa" w:w="2160"/>
+            <w:vAlign w:val="top"/>
+            <w:tcMar>
+              <w:top w:w="20" w:type="dxa"/>
+              <w:left w:w="0" w:type="dxa"/>
+              <w:bottom w:w="0" w:type="dxa"/>
+              <w:right w:w="120" w:type="dxa"/>
+            </w:tcMar>
+            <w:tcBorders>
+              <w:bottom w:val="single" w:sz="8" w:color="C8CDC2"/>
+            </w:tcBorders>
+          </w:tcPr>
+          <w:p>
+            <w:pPr>
+              <w:spacing w:after="0"/>
+            </w:pPr>
+            <w:r>
+              <w:rPr>
+                <w:rFonts w:ascii="Trade Gothic Next" w:hAnsi="Trade Gothic Next"/>
+                <w:b/>
+                <w:color w:val="55604F"/>
+                <w:sz w:val="15"/>
+                <w:u w:val="none"/>
+              </w:rPr>
+              <w:t>SCORE  / 5</w:t>
             </w:r>
           </w:p>
         </w:tc>
@@ -1080,7 +1181,11 @@
               </w:tc>
             </w:tr>
           </w:tbl>
-          <w:p/>
+          <w:p>
+            <w:pPr>
+              <w:spacing w:before="0" w:after="0" w:line="20" w:lineRule="exact"/>
+            </w:pPr>
+          </w:p>
           <w:p>
             <w:pPr>
               <w:spacing w:before="0" w:after="0" w:line="80" w:lineRule="exact"/>
@@ -1302,7 +1407,11 @@
               </w:tc>
             </w:tr>
           </w:tbl>
-          <w:p/>
+          <w:p>
+            <w:pPr>
+              <w:spacing w:before="0" w:after="0" w:line="20" w:lineRule="exact"/>
+            </w:pPr>
+          </w:p>
           <w:p>
             <w:pPr>
               <w:spacing w:before="0" w:after="0" w:line="40" w:lineRule="exact"/>
@@ -1319,12 +1428,12 @@
     </w:tbl>
     <w:p>
       <w:pPr>
-        <w:spacing w:before="0" w:after="0" w:line="120" w:lineRule="exact"/>
+        <w:spacing w:before="0" w:after="0" w:line="80" w:lineRule="exact"/>
       </w:pPr>
       <w:r>
         <w:rPr>
           <w:rFonts w:ascii="Trade Gothic Next" w:hAnsi="Trade Gothic Next"/>
-          <w:sz w:val="8"/>
+          <w:sz w:val="4"/>
         </w:rPr>
       </w:r>
     </w:p>
@@ -1353,97 +1462,63 @@
               <w:right w:val="single" w:sz="6" w:color="C8CDC2"/>
             </w:tcBorders>
           </w:tcPr>
-          <w:p/>
-          <w:tbl>
-            <w:tblPr>
-              <w:tblW w:type="auto" w:w="0"/>
-              <w:tblLayout w:type="fixed"/>
-              <w:tblLook w:firstColumn="1" w:firstRow="1" w:lastColumn="0" w:lastRow="0" w:noHBand="0" w:noVBand="1" w:val="04A0"/>
-              <w:tblLayout w:type="fixed"/>
-            </w:tblPr>
-            <w:tblGrid>
-              <w:gridCol w:w="6192"/>
-              <w:gridCol w:w="4176"/>
-            </w:tblGrid>
-            <w:tr>
-              <w:trPr>
-                <w:cantSplit/>
-              </w:trPr>
-              <w:tc>
-                <w:tcPr>
-                  <w:tcW w:type="dxa" w:w="6192"/>
-                  <w:tcMar>
-                    <w:top w:w="0" w:type="dxa"/>
-                    <w:left w:w="0" w:type="dxa"/>
-                    <w:bottom w:w="0" w:type="dxa"/>
-                    <w:right w:w="0" w:type="dxa"/>
-                  </w:tcMar>
-                </w:tcPr>
-                <w:p>
-                  <w:pPr>
-                    <w:spacing w:after="40"/>
-                  </w:pPr>
-                  <w:r>
-                    <w:rPr>
-                      <w:rFonts w:ascii="Trade Gothic Next" w:hAnsi="Trade Gothic Next"/>
-                      <w:b/>
-                      <w:color w:val="4D730E"/>
-                      <w:sz w:val="20"/>
-                      <w:u w:val="none"/>
-                    </w:rPr>
-                    <w:t xml:space="preserve">1   </w:t>
-                  </w:r>
-                  <w:r>
-                    <w:rPr>
-                      <w:rFonts w:ascii="Trade Gothic Next" w:hAnsi="Trade Gothic Next"/>
-                      <w:b/>
-                      <w:color w:val="14161B"/>
-                      <w:sz w:val="21"/>
-                      <w:u w:val="none"/>
-                    </w:rPr>
-                    <w:t>Lithium, Li</w:t>
-                  </w:r>
-                </w:p>
-              </w:tc>
-              <w:tc>
-                <w:tcPr>
-                  <w:tcW w:type="dxa" w:w="4176"/>
-                  <w:tcMar>
-                    <w:top w:w="0" w:type="dxa"/>
-                    <w:left w:w="0" w:type="dxa"/>
-                    <w:bottom w:w="0" w:type="dxa"/>
-                    <w:right w:w="0" w:type="dxa"/>
-                  </w:tcMar>
-                </w:tcPr>
-                <w:p>
-                  <w:pPr>
-                    <w:spacing w:after="40"/>
-                  </w:pPr>
-                  <w:r>
-                    <w:rPr>
-                      <w:rFonts w:ascii="Trade Gothic Next" w:hAnsi="Trade Gothic Next"/>
-                      <w:b/>
-                      <w:color w:val="14161B"/>
-                      <w:sz w:val="18"/>
-                      <w:u w:val="none"/>
-                    </w:rPr>
-                    <w:t xml:space="preserve">Electrons  </w:t>
-                  </w:r>
-                  <w:r>
-                    <w:rPr>
-                      <w:rFonts w:ascii="Trade Gothic Next" w:hAnsi="Trade Gothic Next"/>
-                      <w:b/>
-                      <w:color w:val="4D730E"/>
-                      <w:sz w:val="21"/>
-                      <w:u w:val="single"/>
-                    </w:rPr>
-                    <w:t>3</w:t>
-                  </w:r>
-                </w:p>
-              </w:tc>
-            </w:tr>
-          </w:tbl>
-          <w:p/>
+          <w:p>
+            <w:pPr>
+              <w:tabs>
+                <w:tab w:pos="10080" w:val="right"/>
+              </w:tabs>
+              <w:spacing w:after="0"/>
+            </w:pPr>
+            <w:r>
+              <w:rPr>
+                <w:rFonts w:ascii="Trade Gothic Next" w:hAnsi="Trade Gothic Next"/>
+                <w:b/>
+                <w:color w:val="4D730E"/>
+                <w:sz w:val="20"/>
+                <w:u w:val="none"/>
+              </w:rPr>
+              <w:t xml:space="preserve">1   </w:t>
+            </w:r>
+            <w:r>
+              <w:rPr>
+                <w:rFonts w:ascii="Trade Gothic Next" w:hAnsi="Trade Gothic Next"/>
+                <w:b/>
+                <w:color w:val="14161B"/>
+                <w:sz w:val="21"/>
+                <w:u w:val="none"/>
+              </w:rPr>
+              <w:t>Lithium, Li</w:t>
+            </w:r>
+            <w:r>
+              <w:rPr>
+                <w:rFonts w:ascii="Trade Gothic Next" w:hAnsi="Trade Gothic Next"/>
+                <w:b w:val="0"/>
+                <w:sz w:val="18"/>
+                <w:u w:val="none"/>
+              </w:rPr>
+              <w:tab/>
+            </w:r>
+            <w:r>
+              <w:rPr>
+                <w:rFonts w:ascii="Trade Gothic Next" w:hAnsi="Trade Gothic Next"/>
+                <w:b/>
+                <w:color w:val="14161B"/>
+                <w:sz w:val="18"/>
+                <w:u w:val="none"/>
+              </w:rPr>
+              <w:t xml:space="preserve">Electrons  </w:t>
+            </w:r>
+            <w:r>
+              <w:rPr>
+                <w:rFonts w:ascii="Trade Gothic Next" w:hAnsi="Trade Gothic Next"/>
+                <w:b/>
+                <w:color w:val="4D730E"/>
+                <w:sz w:val="21"/>
+                <w:u w:val="single"/>
+              </w:rPr>
+              <w:t>3</w:t>
+            </w:r>
+          </w:p>
           <w:p>
             <w:pPr>
               <w:spacing w:before="0" w:after="0" w:line="60" w:lineRule="exact"/>
@@ -2173,7 +2248,11 @@
               </w:tc>
             </w:tr>
           </w:tbl>
-          <w:p/>
+          <w:p>
+            <w:pPr>
+              <w:spacing w:before="0" w:after="0" w:line="20" w:lineRule="exact"/>
+            </w:pPr>
+          </w:p>
           <w:p>
             <w:pPr>
               <w:spacing w:before="0" w:after="0" w:line="80" w:lineRule="exact"/>
@@ -2302,7 +2381,11 @@
               </w:tc>
             </w:tr>
           </w:tbl>
-          <w:p/>
+          <w:p>
+            <w:pPr>
+              <w:spacing w:before="0" w:after="0" w:line="20" w:lineRule="exact"/>
+            </w:pPr>
+          </w:p>
           <w:p>
             <w:pPr>
               <w:spacing w:before="0" w:after="0" w:line="40" w:lineRule="exact"/>
@@ -2319,12 +2402,12 @@
     </w:tbl>
     <w:p>
       <w:pPr>
-        <w:spacing w:before="0" w:after="0" w:line="120" w:lineRule="exact"/>
+        <w:spacing w:before="0" w:after="0" w:line="80" w:lineRule="exact"/>
       </w:pPr>
       <w:r>
         <w:rPr>
           <w:rFonts w:ascii="Trade Gothic Next" w:hAnsi="Trade Gothic Next"/>
-          <w:sz w:val="8"/>
+          <w:sz w:val="4"/>
         </w:rPr>
       </w:r>
     </w:p>
@@ -2353,97 +2436,63 @@
               <w:right w:val="single" w:sz="6" w:color="C8CDC2"/>
             </w:tcBorders>
           </w:tcPr>
-          <w:p/>
-          <w:tbl>
-            <w:tblPr>
-              <w:tblW w:type="auto" w:w="0"/>
-              <w:tblLayout w:type="fixed"/>
-              <w:tblLook w:firstColumn="1" w:firstRow="1" w:lastColumn="0" w:lastRow="0" w:noHBand="0" w:noVBand="1" w:val="04A0"/>
-              <w:tblLayout w:type="fixed"/>
-            </w:tblPr>
-            <w:tblGrid>
-              <w:gridCol w:w="6192"/>
-              <w:gridCol w:w="4176"/>
-            </w:tblGrid>
-            <w:tr>
-              <w:trPr>
-                <w:cantSplit/>
-              </w:trPr>
-              <w:tc>
-                <w:tcPr>
-                  <w:tcW w:type="dxa" w:w="6192"/>
-                  <w:tcMar>
-                    <w:top w:w="0" w:type="dxa"/>
-                    <w:left w:w="0" w:type="dxa"/>
-                    <w:bottom w:w="0" w:type="dxa"/>
-                    <w:right w:w="0" w:type="dxa"/>
-                  </w:tcMar>
-                </w:tcPr>
-                <w:p>
-                  <w:pPr>
-                    <w:spacing w:after="40"/>
-                  </w:pPr>
-                  <w:r>
-                    <w:rPr>
-                      <w:rFonts w:ascii="Trade Gothic Next" w:hAnsi="Trade Gothic Next"/>
-                      <w:b/>
-                      <w:color w:val="4D730E"/>
-                      <w:sz w:val="20"/>
-                      <w:u w:val="none"/>
-                    </w:rPr>
-                    <w:t xml:space="preserve">2   </w:t>
-                  </w:r>
-                  <w:r>
-                    <w:rPr>
-                      <w:rFonts w:ascii="Trade Gothic Next" w:hAnsi="Trade Gothic Next"/>
-                      <w:b/>
-                      <w:color w:val="14161B"/>
-                      <w:sz w:val="21"/>
-                      <w:u w:val="none"/>
-                    </w:rPr>
-                    <w:t>Nitrogen, N</w:t>
-                  </w:r>
-                </w:p>
-              </w:tc>
-              <w:tc>
-                <w:tcPr>
-                  <w:tcW w:type="dxa" w:w="4176"/>
-                  <w:tcMar>
-                    <w:top w:w="0" w:type="dxa"/>
-                    <w:left w:w="0" w:type="dxa"/>
-                    <w:bottom w:w="0" w:type="dxa"/>
-                    <w:right w:w="0" w:type="dxa"/>
-                  </w:tcMar>
-                </w:tcPr>
-                <w:p>
-                  <w:pPr>
-                    <w:spacing w:after="40"/>
-                  </w:pPr>
-                  <w:r>
-                    <w:rPr>
-                      <w:rFonts w:ascii="Trade Gothic Next" w:hAnsi="Trade Gothic Next"/>
-                      <w:b/>
-                      <w:color w:val="14161B"/>
-                      <w:sz w:val="18"/>
-                      <w:u w:val="none"/>
-                    </w:rPr>
-                    <w:t xml:space="preserve">Electrons  </w:t>
-                  </w:r>
-                  <w:r>
-                    <w:rPr>
-                      <w:rFonts w:ascii="Trade Gothic Next" w:hAnsi="Trade Gothic Next"/>
-                      <w:b/>
-                      <w:color w:val="4D730E"/>
-                      <w:sz w:val="21"/>
-                      <w:u w:val="single"/>
-                    </w:rPr>
-                    <w:t>7</w:t>
-                  </w:r>
-                </w:p>
-              </w:tc>
-            </w:tr>
-          </w:tbl>
-          <w:p/>
+          <w:p>
+            <w:pPr>
+              <w:tabs>
+                <w:tab w:pos="10080" w:val="right"/>
+              </w:tabs>
+              <w:spacing w:after="0"/>
+            </w:pPr>
+            <w:r>
+              <w:rPr>
+                <w:rFonts w:ascii="Trade Gothic Next" w:hAnsi="Trade Gothic Next"/>
+                <w:b/>
+                <w:color w:val="4D730E"/>
+                <w:sz w:val="20"/>
+                <w:u w:val="none"/>
+              </w:rPr>
+              <w:t xml:space="preserve">2   </w:t>
+            </w:r>
+            <w:r>
+              <w:rPr>
+                <w:rFonts w:ascii="Trade Gothic Next" w:hAnsi="Trade Gothic Next"/>
+                <w:b/>
+                <w:color w:val="14161B"/>
+                <w:sz w:val="21"/>
+                <w:u w:val="none"/>
+              </w:rPr>
+              <w:t>Nitrogen, N</w:t>
+            </w:r>
+            <w:r>
+              <w:rPr>
+                <w:rFonts w:ascii="Trade Gothic Next" w:hAnsi="Trade Gothic Next"/>
+                <w:b w:val="0"/>
+                <w:sz w:val="18"/>
+                <w:u w:val="none"/>
+              </w:rPr>
+              <w:tab/>
+            </w:r>
+            <w:r>
+              <w:rPr>
+                <w:rFonts w:ascii="Trade Gothic Next" w:hAnsi="Trade Gothic Next"/>
+                <w:b/>
+                <w:color w:val="14161B"/>
+                <w:sz w:val="18"/>
+                <w:u w:val="none"/>
+              </w:rPr>
+              <w:t xml:space="preserve">Electrons  </w:t>
+            </w:r>
+            <w:r>
+              <w:rPr>
+                <w:rFonts w:ascii="Trade Gothic Next" w:hAnsi="Trade Gothic Next"/>
+                <w:b/>
+                <w:color w:val="4D730E"/>
+                <w:sz w:val="21"/>
+                <w:u w:val="single"/>
+              </w:rPr>
+              <w:t>7</w:t>
+            </w:r>
+          </w:p>
           <w:p>
             <w:pPr>
               <w:spacing w:before="0" w:after="0" w:line="60" w:lineRule="exact"/>
@@ -3203,7 +3252,11 @@
               </w:tc>
             </w:tr>
           </w:tbl>
-          <w:p/>
+          <w:p>
+            <w:pPr>
+              <w:spacing w:before="0" w:after="0" w:line="20" w:lineRule="exact"/>
+            </w:pPr>
+          </w:p>
           <w:p>
             <w:pPr>
               <w:spacing w:before="0" w:after="0" w:line="80" w:lineRule="exact"/>
@@ -3363,7 +3416,11 @@
               </w:tc>
             </w:tr>
           </w:tbl>
-          <w:p/>
+          <w:p>
+            <w:pPr>
+              <w:spacing w:before="0" w:after="0" w:line="20" w:lineRule="exact"/>
+            </w:pPr>
+          </w:p>
           <w:p>
             <w:pPr>
               <w:spacing w:before="0" w:after="0" w:line="40" w:lineRule="exact"/>
@@ -3380,12 +3437,12 @@
     </w:tbl>
     <w:p>
       <w:pPr>
-        <w:spacing w:before="0" w:after="0" w:line="120" w:lineRule="exact"/>
+        <w:spacing w:before="0" w:after="0" w:line="80" w:lineRule="exact"/>
       </w:pPr>
       <w:r>
         <w:rPr>
           <w:rFonts w:ascii="Trade Gothic Next" w:hAnsi="Trade Gothic Next"/>
-          <w:sz w:val="8"/>
+          <w:sz w:val="4"/>
         </w:rPr>
       </w:r>
     </w:p>
@@ -3414,97 +3471,63 @@
               <w:right w:val="single" w:sz="6" w:color="C8CDC2"/>
             </w:tcBorders>
           </w:tcPr>
-          <w:p/>
-          <w:tbl>
-            <w:tblPr>
-              <w:tblW w:type="auto" w:w="0"/>
-              <w:tblLayout w:type="fixed"/>
-              <w:tblLook w:firstColumn="1" w:firstRow="1" w:lastColumn="0" w:lastRow="0" w:noHBand="0" w:noVBand="1" w:val="04A0"/>
-              <w:tblLayout w:type="fixed"/>
-            </w:tblPr>
-            <w:tblGrid>
-              <w:gridCol w:w="6192"/>
-              <w:gridCol w:w="4176"/>
-            </w:tblGrid>
-            <w:tr>
-              <w:trPr>
-                <w:cantSplit/>
-              </w:trPr>
-              <w:tc>
-                <w:tcPr>
-                  <w:tcW w:type="dxa" w:w="6192"/>
-                  <w:tcMar>
-                    <w:top w:w="0" w:type="dxa"/>
-                    <w:left w:w="0" w:type="dxa"/>
-                    <w:bottom w:w="0" w:type="dxa"/>
-                    <w:right w:w="0" w:type="dxa"/>
-                  </w:tcMar>
-                </w:tcPr>
-                <w:p>
-                  <w:pPr>
-                    <w:spacing w:after="40"/>
-                  </w:pPr>
-                  <w:r>
-                    <w:rPr>
-                      <w:rFonts w:ascii="Trade Gothic Next" w:hAnsi="Trade Gothic Next"/>
-                      <w:b/>
-                      <w:color w:val="4D730E"/>
-                      <w:sz w:val="20"/>
-                      <w:u w:val="none"/>
-                    </w:rPr>
-                    <w:t xml:space="preserve">3   </w:t>
-                  </w:r>
-                  <w:r>
-                    <w:rPr>
-                      <w:rFonts w:ascii="Trade Gothic Next" w:hAnsi="Trade Gothic Next"/>
-                      <w:b/>
-                      <w:color w:val="14161B"/>
-                      <w:sz w:val="21"/>
-                      <w:u w:val="none"/>
-                    </w:rPr>
-                    <w:t>Neon, Ne</w:t>
-                  </w:r>
-                </w:p>
-              </w:tc>
-              <w:tc>
-                <w:tcPr>
-                  <w:tcW w:type="dxa" w:w="4176"/>
-                  <w:tcMar>
-                    <w:top w:w="0" w:type="dxa"/>
-                    <w:left w:w="0" w:type="dxa"/>
-                    <w:bottom w:w="0" w:type="dxa"/>
-                    <w:right w:w="0" w:type="dxa"/>
-                  </w:tcMar>
-                </w:tcPr>
-                <w:p>
-                  <w:pPr>
-                    <w:spacing w:after="40"/>
-                  </w:pPr>
-                  <w:r>
-                    <w:rPr>
-                      <w:rFonts w:ascii="Trade Gothic Next" w:hAnsi="Trade Gothic Next"/>
-                      <w:b/>
-                      <w:color w:val="14161B"/>
-                      <w:sz w:val="18"/>
-                      <w:u w:val="none"/>
-                    </w:rPr>
-                    <w:t xml:space="preserve">Electrons  </w:t>
-                  </w:r>
-                  <w:r>
-                    <w:rPr>
-                      <w:rFonts w:ascii="Trade Gothic Next" w:hAnsi="Trade Gothic Next"/>
-                      <w:b/>
-                      <w:color w:val="4D730E"/>
-                      <w:sz w:val="21"/>
-                      <w:u w:val="single"/>
-                    </w:rPr>
-                    <w:t>10</w:t>
-                  </w:r>
-                </w:p>
-              </w:tc>
-            </w:tr>
-          </w:tbl>
-          <w:p/>
+          <w:p>
+            <w:pPr>
+              <w:tabs>
+                <w:tab w:pos="10080" w:val="right"/>
+              </w:tabs>
+              <w:spacing w:after="0"/>
+            </w:pPr>
+            <w:r>
+              <w:rPr>
+                <w:rFonts w:ascii="Trade Gothic Next" w:hAnsi="Trade Gothic Next"/>
+                <w:b/>
+                <w:color w:val="4D730E"/>
+                <w:sz w:val="20"/>
+                <w:u w:val="none"/>
+              </w:rPr>
+              <w:t xml:space="preserve">3   </w:t>
+            </w:r>
+            <w:r>
+              <w:rPr>
+                <w:rFonts w:ascii="Trade Gothic Next" w:hAnsi="Trade Gothic Next"/>
+                <w:b/>
+                <w:color w:val="14161B"/>
+                <w:sz w:val="21"/>
+                <w:u w:val="none"/>
+              </w:rPr>
+              <w:t>Neon, Ne</w:t>
+            </w:r>
+            <w:r>
+              <w:rPr>
+                <w:rFonts w:ascii="Trade Gothic Next" w:hAnsi="Trade Gothic Next"/>
+                <w:b w:val="0"/>
+                <w:sz w:val="18"/>
+                <w:u w:val="none"/>
+              </w:rPr>
+              <w:tab/>
+            </w:r>
+            <w:r>
+              <w:rPr>
+                <w:rFonts w:ascii="Trade Gothic Next" w:hAnsi="Trade Gothic Next"/>
+                <w:b/>
+                <w:color w:val="14161B"/>
+                <w:sz w:val="18"/>
+                <w:u w:val="none"/>
+              </w:rPr>
+              <w:t xml:space="preserve">Electrons  </w:t>
+            </w:r>
+            <w:r>
+              <w:rPr>
+                <w:rFonts w:ascii="Trade Gothic Next" w:hAnsi="Trade Gothic Next"/>
+                <w:b/>
+                <w:color w:val="4D730E"/>
+                <w:sz w:val="21"/>
+                <w:u w:val="single"/>
+              </w:rPr>
+              <w:t>10</w:t>
+            </w:r>
+          </w:p>
           <w:p>
             <w:pPr>
               <w:spacing w:before="0" w:after="0" w:line="60" w:lineRule="exact"/>
@@ -4264,7 +4287,11 @@
               </w:tc>
             </w:tr>
           </w:tbl>
-          <w:p/>
+          <w:p>
+            <w:pPr>
+              <w:spacing w:before="0" w:after="0" w:line="20" w:lineRule="exact"/>
+            </w:pPr>
+          </w:p>
           <w:p>
             <w:pPr>
               <w:spacing w:before="0" w:after="0" w:line="80" w:lineRule="exact"/>
@@ -4424,7 +4451,11 @@
               </w:tc>
             </w:tr>
           </w:tbl>
-          <w:p/>
+          <w:p>
+            <w:pPr>
+              <w:spacing w:before="0" w:after="0" w:line="20" w:lineRule="exact"/>
+            </w:pPr>
+          </w:p>
           <w:p>
             <w:pPr>
               <w:spacing w:before="0" w:after="0" w:line="40" w:lineRule="exact"/>
@@ -4441,12 +4472,12 @@
     </w:tbl>
     <w:p>
       <w:pPr>
-        <w:spacing w:before="0" w:after="0" w:line="120" w:lineRule="exact"/>
+        <w:spacing w:before="0" w:after="0" w:line="80" w:lineRule="exact"/>
       </w:pPr>
       <w:r>
         <w:rPr>
           <w:rFonts w:ascii="Trade Gothic Next" w:hAnsi="Trade Gothic Next"/>
-          <w:sz w:val="8"/>
+          <w:sz w:val="4"/>
         </w:rPr>
       </w:r>
     </w:p>
@@ -4475,97 +4506,63 @@
               <w:right w:val="single" w:sz="6" w:color="C8CDC2"/>
             </w:tcBorders>
           </w:tcPr>
-          <w:p/>
-          <w:tbl>
-            <w:tblPr>
-              <w:tblW w:type="auto" w:w="0"/>
-              <w:tblLayout w:type="fixed"/>
-              <w:tblLook w:firstColumn="1" w:firstRow="1" w:lastColumn="0" w:lastRow="0" w:noHBand="0" w:noVBand="1" w:val="04A0"/>
-              <w:tblLayout w:type="fixed"/>
-            </w:tblPr>
-            <w:tblGrid>
-              <w:gridCol w:w="6192"/>
-              <w:gridCol w:w="4176"/>
-            </w:tblGrid>
-            <w:tr>
-              <w:trPr>
-                <w:cantSplit/>
-              </w:trPr>
-              <w:tc>
-                <w:tcPr>
-                  <w:tcW w:type="dxa" w:w="6192"/>
-                  <w:tcMar>
-                    <w:top w:w="0" w:type="dxa"/>
-                    <w:left w:w="0" w:type="dxa"/>
-                    <w:bottom w:w="0" w:type="dxa"/>
-                    <w:right w:w="0" w:type="dxa"/>
-                  </w:tcMar>
-                </w:tcPr>
-                <w:p>
-                  <w:pPr>
-                    <w:spacing w:after="40"/>
-                  </w:pPr>
-                  <w:r>
-                    <w:rPr>
-                      <w:rFonts w:ascii="Trade Gothic Next" w:hAnsi="Trade Gothic Next"/>
-                      <w:b/>
-                      <w:color w:val="4D730E"/>
-                      <w:sz w:val="20"/>
-                      <w:u w:val="none"/>
-                    </w:rPr>
-                    <w:t xml:space="preserve">4   </w:t>
-                  </w:r>
-                  <w:r>
-                    <w:rPr>
-                      <w:rFonts w:ascii="Trade Gothic Next" w:hAnsi="Trade Gothic Next"/>
-                      <w:b/>
-                      <w:color w:val="14161B"/>
-                      <w:sz w:val="21"/>
-                      <w:u w:val="none"/>
-                    </w:rPr>
-                    <w:t>Magnesium, Mg</w:t>
-                  </w:r>
-                </w:p>
-              </w:tc>
-              <w:tc>
-                <w:tcPr>
-                  <w:tcW w:type="dxa" w:w="4176"/>
-                  <w:tcMar>
-                    <w:top w:w="0" w:type="dxa"/>
-                    <w:left w:w="0" w:type="dxa"/>
-                    <w:bottom w:w="0" w:type="dxa"/>
-                    <w:right w:w="0" w:type="dxa"/>
-                  </w:tcMar>
-                </w:tcPr>
-                <w:p>
-                  <w:pPr>
-                    <w:spacing w:after="40"/>
-                  </w:pPr>
-                  <w:r>
-                    <w:rPr>
-                      <w:rFonts w:ascii="Trade Gothic Next" w:hAnsi="Trade Gothic Next"/>
-                      <w:b/>
-                      <w:color w:val="14161B"/>
-                      <w:sz w:val="18"/>
-                      <w:u w:val="none"/>
-                    </w:rPr>
-                    <w:t xml:space="preserve">Electrons  </w:t>
-                  </w:r>
-                  <w:r>
-                    <w:rPr>
-                      <w:rFonts w:ascii="Trade Gothic Next" w:hAnsi="Trade Gothic Next"/>
-                      <w:b/>
-                      <w:color w:val="4D730E"/>
-                      <w:sz w:val="21"/>
-                      <w:u w:val="single"/>
-                    </w:rPr>
-                    <w:t>12</w:t>
-                  </w:r>
-                </w:p>
-              </w:tc>
-            </w:tr>
-          </w:tbl>
-          <w:p/>
+          <w:p>
+            <w:pPr>
+              <w:tabs>
+                <w:tab w:pos="10080" w:val="right"/>
+              </w:tabs>
+              <w:spacing w:after="0"/>
+            </w:pPr>
+            <w:r>
+              <w:rPr>
+                <w:rFonts w:ascii="Trade Gothic Next" w:hAnsi="Trade Gothic Next"/>
+                <w:b/>
+                <w:color w:val="4D730E"/>
+                <w:sz w:val="20"/>
+                <w:u w:val="none"/>
+              </w:rPr>
+              <w:t xml:space="preserve">4   </w:t>
+            </w:r>
+            <w:r>
+              <w:rPr>
+                <w:rFonts w:ascii="Trade Gothic Next" w:hAnsi="Trade Gothic Next"/>
+                <w:b/>
+                <w:color w:val="14161B"/>
+                <w:sz w:val="21"/>
+                <w:u w:val="none"/>
+              </w:rPr>
+              <w:t>Magnesium, Mg</w:t>
+            </w:r>
+            <w:r>
+              <w:rPr>
+                <w:rFonts w:ascii="Trade Gothic Next" w:hAnsi="Trade Gothic Next"/>
+                <w:b w:val="0"/>
+                <w:sz w:val="18"/>
+                <w:u w:val="none"/>
+              </w:rPr>
+              <w:tab/>
+            </w:r>
+            <w:r>
+              <w:rPr>
+                <w:rFonts w:ascii="Trade Gothic Next" w:hAnsi="Trade Gothic Next"/>
+                <w:b/>
+                <w:color w:val="14161B"/>
+                <w:sz w:val="18"/>
+                <w:u w:val="none"/>
+              </w:rPr>
+              <w:t xml:space="preserve">Electrons  </w:t>
+            </w:r>
+            <w:r>
+              <w:rPr>
+                <w:rFonts w:ascii="Trade Gothic Next" w:hAnsi="Trade Gothic Next"/>
+                <w:b/>
+                <w:color w:val="4D730E"/>
+                <w:sz w:val="21"/>
+                <w:u w:val="single"/>
+              </w:rPr>
+              <w:t>12</w:t>
+            </w:r>
+          </w:p>
           <w:p>
             <w:pPr>
               <w:spacing w:before="0" w:after="0" w:line="60" w:lineRule="exact"/>
@@ -5335,7 +5332,11 @@
               </w:tc>
             </w:tr>
           </w:tbl>
-          <w:p/>
+          <w:p>
+            <w:pPr>
+              <w:spacing w:before="0" w:after="0" w:line="20" w:lineRule="exact"/>
+            </w:pPr>
+          </w:p>
           <w:p>
             <w:pPr>
               <w:spacing w:before="0" w:after="0" w:line="80" w:lineRule="exact"/>
@@ -5526,7 +5527,11 @@
               </w:tc>
             </w:tr>
           </w:tbl>
-          <w:p/>
+          <w:p>
+            <w:pPr>
+              <w:spacing w:before="0" w:after="0" w:line="20" w:lineRule="exact"/>
+            </w:pPr>
+          </w:p>
           <w:p>
             <w:pPr>
               <w:spacing w:before="0" w:after="0" w:line="40" w:lineRule="exact"/>
@@ -5543,12 +5548,12 @@
     </w:tbl>
     <w:p>
       <w:pPr>
-        <w:spacing w:before="0" w:after="0" w:line="120" w:lineRule="exact"/>
+        <w:spacing w:before="0" w:after="0" w:line="80" w:lineRule="exact"/>
       </w:pPr>
       <w:r>
         <w:rPr>
           <w:rFonts w:ascii="Trade Gothic Next" w:hAnsi="Trade Gothic Next"/>
-          <w:sz w:val="8"/>
+          <w:sz w:val="4"/>
         </w:rPr>
       </w:r>
     </w:p>
@@ -5577,97 +5582,63 @@
               <w:right w:val="single" w:sz="6" w:color="C8CDC2"/>
             </w:tcBorders>
           </w:tcPr>
-          <w:p/>
-          <w:tbl>
-            <w:tblPr>
-              <w:tblW w:type="auto" w:w="0"/>
-              <w:tblLayout w:type="fixed"/>
-              <w:tblLook w:firstColumn="1" w:firstRow="1" w:lastColumn="0" w:lastRow="0" w:noHBand="0" w:noVBand="1" w:val="04A0"/>
-              <w:tblLayout w:type="fixed"/>
-            </w:tblPr>
-            <w:tblGrid>
-              <w:gridCol w:w="6192"/>
-              <w:gridCol w:w="4176"/>
-            </w:tblGrid>
-            <w:tr>
-              <w:trPr>
-                <w:cantSplit/>
-              </w:trPr>
-              <w:tc>
-                <w:tcPr>
-                  <w:tcW w:type="dxa" w:w="6192"/>
-                  <w:tcMar>
-                    <w:top w:w="0" w:type="dxa"/>
-                    <w:left w:w="0" w:type="dxa"/>
-                    <w:bottom w:w="0" w:type="dxa"/>
-                    <w:right w:w="0" w:type="dxa"/>
-                  </w:tcMar>
-                </w:tcPr>
-                <w:p>
-                  <w:pPr>
-                    <w:spacing w:after="40"/>
-                  </w:pPr>
-                  <w:r>
-                    <w:rPr>
-                      <w:rFonts w:ascii="Trade Gothic Next" w:hAnsi="Trade Gothic Next"/>
-                      <w:b/>
-                      <w:color w:val="4D730E"/>
-                      <w:sz w:val="20"/>
-                      <w:u w:val="none"/>
-                    </w:rPr>
-                    <w:t xml:space="preserve">5   </w:t>
-                  </w:r>
-                  <w:r>
-                    <w:rPr>
-                      <w:rFonts w:ascii="Trade Gothic Next" w:hAnsi="Trade Gothic Next"/>
-                      <w:b/>
-                      <w:color w:val="14161B"/>
-                      <w:sz w:val="21"/>
-                      <w:u w:val="none"/>
-                    </w:rPr>
-                    <w:t>Silicon, Si</w:t>
-                  </w:r>
-                </w:p>
-              </w:tc>
-              <w:tc>
-                <w:tcPr>
-                  <w:tcW w:type="dxa" w:w="4176"/>
-                  <w:tcMar>
-                    <w:top w:w="0" w:type="dxa"/>
-                    <w:left w:w="0" w:type="dxa"/>
-                    <w:bottom w:w="0" w:type="dxa"/>
-                    <w:right w:w="0" w:type="dxa"/>
-                  </w:tcMar>
-                </w:tcPr>
-                <w:p>
-                  <w:pPr>
-                    <w:spacing w:after="40"/>
-                  </w:pPr>
-                  <w:r>
-                    <w:rPr>
-                      <w:rFonts w:ascii="Trade Gothic Next" w:hAnsi="Trade Gothic Next"/>
-                      <w:b/>
-                      <w:color w:val="14161B"/>
-                      <w:sz w:val="18"/>
-                      <w:u w:val="none"/>
-                    </w:rPr>
-                    <w:t xml:space="preserve">Electrons  </w:t>
-                  </w:r>
-                  <w:r>
-                    <w:rPr>
-                      <w:rFonts w:ascii="Trade Gothic Next" w:hAnsi="Trade Gothic Next"/>
-                      <w:b/>
-                      <w:color w:val="4D730E"/>
-                      <w:sz w:val="21"/>
-                      <w:u w:val="single"/>
-                    </w:rPr>
-                    <w:t>14</w:t>
-                  </w:r>
-                </w:p>
-              </w:tc>
-            </w:tr>
-          </w:tbl>
-          <w:p/>
+          <w:p>
+            <w:pPr>
+              <w:tabs>
+                <w:tab w:pos="10080" w:val="right"/>
+              </w:tabs>
+              <w:spacing w:after="0"/>
+            </w:pPr>
+            <w:r>
+              <w:rPr>
+                <w:rFonts w:ascii="Trade Gothic Next" w:hAnsi="Trade Gothic Next"/>
+                <w:b/>
+                <w:color w:val="4D730E"/>
+                <w:sz w:val="20"/>
+                <w:u w:val="none"/>
+              </w:rPr>
+              <w:t xml:space="preserve">5   </w:t>
+            </w:r>
+            <w:r>
+              <w:rPr>
+                <w:rFonts w:ascii="Trade Gothic Next" w:hAnsi="Trade Gothic Next"/>
+                <w:b/>
+                <w:color w:val="14161B"/>
+                <w:sz w:val="21"/>
+                <w:u w:val="none"/>
+              </w:rPr>
+              <w:t>Silicon, Si</w:t>
+            </w:r>
+            <w:r>
+              <w:rPr>
+                <w:rFonts w:ascii="Trade Gothic Next" w:hAnsi="Trade Gothic Next"/>
+                <w:b w:val="0"/>
+                <w:sz w:val="18"/>
+                <w:u w:val="none"/>
+              </w:rPr>
+              <w:tab/>
+            </w:r>
+            <w:r>
+              <w:rPr>
+                <w:rFonts w:ascii="Trade Gothic Next" w:hAnsi="Trade Gothic Next"/>
+                <w:b/>
+                <w:color w:val="14161B"/>
+                <w:sz w:val="18"/>
+                <w:u w:val="none"/>
+              </w:rPr>
+              <w:t xml:space="preserve">Electrons  </w:t>
+            </w:r>
+            <w:r>
+              <w:rPr>
+                <w:rFonts w:ascii="Trade Gothic Next" w:hAnsi="Trade Gothic Next"/>
+                <w:b/>
+                <w:color w:val="4D730E"/>
+                <w:sz w:val="21"/>
+                <w:u w:val="single"/>
+              </w:rPr>
+              <w:t>14</w:t>
+            </w:r>
+          </w:p>
           <w:p>
             <w:pPr>
               <w:spacing w:before="0" w:after="0" w:line="60" w:lineRule="exact"/>
@@ -6457,7 +6428,11 @@
               </w:tc>
             </w:tr>
           </w:tbl>
-          <w:p/>
+          <w:p>
+            <w:pPr>
+              <w:spacing w:before="0" w:after="0" w:line="20" w:lineRule="exact"/>
+            </w:pPr>
+          </w:p>
           <w:p>
             <w:pPr>
               <w:spacing w:before="0" w:after="0" w:line="80" w:lineRule="exact"/>
@@ -6679,7 +6654,11 @@
               </w:tc>
             </w:tr>
           </w:tbl>
-          <w:p/>
+          <w:p>
+            <w:pPr>
+              <w:spacing w:before="0" w:after="0" w:line="20" w:lineRule="exact"/>
+            </w:pPr>
+          </w:p>
           <w:p>
             <w:pPr>
               <w:spacing w:before="0" w:after="0" w:line="40" w:lineRule="exact"/>
@@ -6696,12 +6675,12 @@
     </w:tbl>
     <w:p>
       <w:pPr>
-        <w:spacing w:before="0" w:after="0" w:line="120" w:lineRule="exact"/>
+        <w:spacing w:before="0" w:after="0" w:line="80" w:lineRule="exact"/>
       </w:pPr>
       <w:r>
         <w:rPr>
           <w:rFonts w:ascii="Trade Gothic Next" w:hAnsi="Trade Gothic Next"/>
-          <w:sz w:val="8"/>
+          <w:sz w:val="4"/>
         </w:rPr>
       </w:r>
     </w:p>
@@ -6730,97 +6709,63 @@
               <w:right w:val="single" w:sz="6" w:color="C8CDC2"/>
             </w:tcBorders>
           </w:tcPr>
-          <w:p/>
-          <w:tbl>
-            <w:tblPr>
-              <w:tblW w:type="auto" w:w="0"/>
-              <w:tblLayout w:type="fixed"/>
-              <w:tblLook w:firstColumn="1" w:firstRow="1" w:lastColumn="0" w:lastRow="0" w:noHBand="0" w:noVBand="1" w:val="04A0"/>
-              <w:tblLayout w:type="fixed"/>
-            </w:tblPr>
-            <w:tblGrid>
-              <w:gridCol w:w="6192"/>
-              <w:gridCol w:w="4176"/>
-            </w:tblGrid>
-            <w:tr>
-              <w:trPr>
-                <w:cantSplit/>
-              </w:trPr>
-              <w:tc>
-                <w:tcPr>
-                  <w:tcW w:type="dxa" w:w="6192"/>
-                  <w:tcMar>
-                    <w:top w:w="0" w:type="dxa"/>
-                    <w:left w:w="0" w:type="dxa"/>
-                    <w:bottom w:w="0" w:type="dxa"/>
-                    <w:right w:w="0" w:type="dxa"/>
-                  </w:tcMar>
-                </w:tcPr>
-                <w:p>
-                  <w:pPr>
-                    <w:spacing w:after="40"/>
-                  </w:pPr>
-                  <w:r>
-                    <w:rPr>
-                      <w:rFonts w:ascii="Trade Gothic Next" w:hAnsi="Trade Gothic Next"/>
-                      <w:b/>
-                      <w:color w:val="4D730E"/>
-                      <w:sz w:val="20"/>
-                      <w:u w:val="none"/>
-                    </w:rPr>
-                    <w:t xml:space="preserve">6   </w:t>
-                  </w:r>
-                  <w:r>
-                    <w:rPr>
-                      <w:rFonts w:ascii="Trade Gothic Next" w:hAnsi="Trade Gothic Next"/>
-                      <w:b/>
-                      <w:color w:val="14161B"/>
-                      <w:sz w:val="21"/>
-                      <w:u w:val="none"/>
-                    </w:rPr>
-                    <w:t>Sulfur, S</w:t>
-                  </w:r>
-                </w:p>
-              </w:tc>
-              <w:tc>
-                <w:tcPr>
-                  <w:tcW w:type="dxa" w:w="4176"/>
-                  <w:tcMar>
-                    <w:top w:w="0" w:type="dxa"/>
-                    <w:left w:w="0" w:type="dxa"/>
-                    <w:bottom w:w="0" w:type="dxa"/>
-                    <w:right w:w="0" w:type="dxa"/>
-                  </w:tcMar>
-                </w:tcPr>
-                <w:p>
-                  <w:pPr>
-                    <w:spacing w:after="40"/>
-                  </w:pPr>
-                  <w:r>
-                    <w:rPr>
-                      <w:rFonts w:ascii="Trade Gothic Next" w:hAnsi="Trade Gothic Next"/>
-                      <w:b/>
-                      <w:color w:val="14161B"/>
-                      <w:sz w:val="18"/>
-                      <w:u w:val="none"/>
-                    </w:rPr>
-                    <w:t xml:space="preserve">Electrons  </w:t>
-                  </w:r>
-                  <w:r>
-                    <w:rPr>
-                      <w:rFonts w:ascii="Trade Gothic Next" w:hAnsi="Trade Gothic Next"/>
-                      <w:b/>
-                      <w:color w:val="4D730E"/>
-                      <w:sz w:val="21"/>
-                      <w:u w:val="single"/>
-                    </w:rPr>
-                    <w:t>16</w:t>
-                  </w:r>
-                </w:p>
-              </w:tc>
-            </w:tr>
-          </w:tbl>
-          <w:p/>
+          <w:p>
+            <w:pPr>
+              <w:tabs>
+                <w:tab w:pos="10080" w:val="right"/>
+              </w:tabs>
+              <w:spacing w:after="0"/>
+            </w:pPr>
+            <w:r>
+              <w:rPr>
+                <w:rFonts w:ascii="Trade Gothic Next" w:hAnsi="Trade Gothic Next"/>
+                <w:b/>
+                <w:color w:val="4D730E"/>
+                <w:sz w:val="20"/>
+                <w:u w:val="none"/>
+              </w:rPr>
+              <w:t xml:space="preserve">6   </w:t>
+            </w:r>
+            <w:r>
+              <w:rPr>
+                <w:rFonts w:ascii="Trade Gothic Next" w:hAnsi="Trade Gothic Next"/>
+                <w:b/>
+                <w:color w:val="14161B"/>
+                <w:sz w:val="21"/>
+                <w:u w:val="none"/>
+              </w:rPr>
+              <w:t>Sulfur, S</w:t>
+            </w:r>
+            <w:r>
+              <w:rPr>
+                <w:rFonts w:ascii="Trade Gothic Next" w:hAnsi="Trade Gothic Next"/>
+                <w:b w:val="0"/>
+                <w:sz w:val="18"/>
+                <w:u w:val="none"/>
+              </w:rPr>
+              <w:tab/>
+            </w:r>
+            <w:r>
+              <w:rPr>
+                <w:rFonts w:ascii="Trade Gothic Next" w:hAnsi="Trade Gothic Next"/>
+                <w:b/>
+                <w:color w:val="14161B"/>
+                <w:sz w:val="18"/>
+                <w:u w:val="none"/>
+              </w:rPr>
+              <w:t xml:space="preserve">Electrons  </w:t>
+            </w:r>
+            <w:r>
+              <w:rPr>
+                <w:rFonts w:ascii="Trade Gothic Next" w:hAnsi="Trade Gothic Next"/>
+                <w:b/>
+                <w:color w:val="4D730E"/>
+                <w:sz w:val="21"/>
+                <w:u w:val="single"/>
+              </w:rPr>
+              <w:t>16</w:t>
+            </w:r>
+          </w:p>
           <w:p>
             <w:pPr>
               <w:spacing w:before="0" w:after="0" w:line="60" w:lineRule="exact"/>
@@ -7620,7 +7565,11 @@
               </w:tc>
             </w:tr>
           </w:tbl>
-          <w:p/>
+          <w:p>
+            <w:pPr>
+              <w:spacing w:before="0" w:after="0" w:line="20" w:lineRule="exact"/>
+            </w:pPr>
+          </w:p>
           <w:p>
             <w:pPr>
               <w:spacing w:before="0" w:after="0" w:line="80" w:lineRule="exact"/>
@@ -7842,7 +7791,11 @@
               </w:tc>
             </w:tr>
           </w:tbl>
-          <w:p/>
+          <w:p>
+            <w:pPr>
+              <w:spacing w:before="0" w:after="0" w:line="20" w:lineRule="exact"/>
+            </w:pPr>
+          </w:p>
           <w:p>
             <w:pPr>
               <w:spacing w:before="0" w:after="0" w:line="40" w:lineRule="exact"/>
@@ -7859,12 +7812,12 @@
     </w:tbl>
     <w:p>
       <w:pPr>
-        <w:spacing w:before="0" w:after="0" w:line="120" w:lineRule="exact"/>
+        <w:spacing w:before="0" w:after="0" w:line="80" w:lineRule="exact"/>
       </w:pPr>
       <w:r>
         <w:rPr>
           <w:rFonts w:ascii="Trade Gothic Next" w:hAnsi="Trade Gothic Next"/>
-          <w:sz w:val="8"/>
+          <w:sz w:val="4"/>
         </w:rPr>
       </w:r>
     </w:p>
@@ -7893,97 +7846,63 @@
               <w:right w:val="single" w:sz="6" w:color="C8CDC2"/>
             </w:tcBorders>
           </w:tcPr>
-          <w:p/>
-          <w:tbl>
-            <w:tblPr>
-              <w:tblW w:type="auto" w:w="0"/>
-              <w:tblLayout w:type="fixed"/>
-              <w:tblLook w:firstColumn="1" w:firstRow="1" w:lastColumn="0" w:lastRow="0" w:noHBand="0" w:noVBand="1" w:val="04A0"/>
-              <w:tblLayout w:type="fixed"/>
-            </w:tblPr>
-            <w:tblGrid>
-              <w:gridCol w:w="6192"/>
-              <w:gridCol w:w="4176"/>
-            </w:tblGrid>
-            <w:tr>
-              <w:trPr>
-                <w:cantSplit/>
-              </w:trPr>
-              <w:tc>
-                <w:tcPr>
-                  <w:tcW w:type="dxa" w:w="6192"/>
-                  <w:tcMar>
-                    <w:top w:w="0" w:type="dxa"/>
-                    <w:left w:w="0" w:type="dxa"/>
-                    <w:bottom w:w="0" w:type="dxa"/>
-                    <w:right w:w="0" w:type="dxa"/>
-                  </w:tcMar>
-                </w:tcPr>
-                <w:p>
-                  <w:pPr>
-                    <w:spacing w:after="40"/>
-                  </w:pPr>
-                  <w:r>
-                    <w:rPr>
-                      <w:rFonts w:ascii="Trade Gothic Next" w:hAnsi="Trade Gothic Next"/>
-                      <w:b/>
-                      <w:color w:val="4D730E"/>
-                      <w:sz w:val="20"/>
-                      <w:u w:val="none"/>
-                    </w:rPr>
-                    <w:t xml:space="preserve">7   </w:t>
-                  </w:r>
-                  <w:r>
-                    <w:rPr>
-                      <w:rFonts w:ascii="Trade Gothic Next" w:hAnsi="Trade Gothic Next"/>
-                      <w:b/>
-                      <w:color w:val="14161B"/>
-                      <w:sz w:val="21"/>
-                      <w:u w:val="none"/>
-                    </w:rPr>
-                    <w:t>Potassium, K</w:t>
-                  </w:r>
-                </w:p>
-              </w:tc>
-              <w:tc>
-                <w:tcPr>
-                  <w:tcW w:type="dxa" w:w="4176"/>
-                  <w:tcMar>
-                    <w:top w:w="0" w:type="dxa"/>
-                    <w:left w:w="0" w:type="dxa"/>
-                    <w:bottom w:w="0" w:type="dxa"/>
-                    <w:right w:w="0" w:type="dxa"/>
-                  </w:tcMar>
-                </w:tcPr>
-                <w:p>
-                  <w:pPr>
-                    <w:spacing w:after="40"/>
-                  </w:pPr>
-                  <w:r>
-                    <w:rPr>
-                      <w:rFonts w:ascii="Trade Gothic Next" w:hAnsi="Trade Gothic Next"/>
-                      <w:b/>
-                      <w:color w:val="14161B"/>
-                      <w:sz w:val="18"/>
-                      <w:u w:val="none"/>
-                    </w:rPr>
-                    <w:t xml:space="preserve">Electrons  </w:t>
-                  </w:r>
-                  <w:r>
-                    <w:rPr>
-                      <w:rFonts w:ascii="Trade Gothic Next" w:hAnsi="Trade Gothic Next"/>
-                      <w:b/>
-                      <w:color w:val="4D730E"/>
-                      <w:sz w:val="21"/>
-                      <w:u w:val="single"/>
-                    </w:rPr>
-                    <w:t>19</w:t>
-                  </w:r>
-                </w:p>
-              </w:tc>
-            </w:tr>
-          </w:tbl>
-          <w:p/>
+          <w:p>
+            <w:pPr>
+              <w:tabs>
+                <w:tab w:pos="10080" w:val="right"/>
+              </w:tabs>
+              <w:spacing w:after="0"/>
+            </w:pPr>
+            <w:r>
+              <w:rPr>
+                <w:rFonts w:ascii="Trade Gothic Next" w:hAnsi="Trade Gothic Next"/>
+                <w:b/>
+                <w:color w:val="4D730E"/>
+                <w:sz w:val="20"/>
+                <w:u w:val="none"/>
+              </w:rPr>
+              <w:t xml:space="preserve">7   </w:t>
+            </w:r>
+            <w:r>
+              <w:rPr>
+                <w:rFonts w:ascii="Trade Gothic Next" w:hAnsi="Trade Gothic Next"/>
+                <w:b/>
+                <w:color w:val="14161B"/>
+                <w:sz w:val="21"/>
+                <w:u w:val="none"/>
+              </w:rPr>
+              <w:t>Potassium, K</w:t>
+            </w:r>
+            <w:r>
+              <w:rPr>
+                <w:rFonts w:ascii="Trade Gothic Next" w:hAnsi="Trade Gothic Next"/>
+                <w:b w:val="0"/>
+                <w:sz w:val="18"/>
+                <w:u w:val="none"/>
+              </w:rPr>
+              <w:tab/>
+            </w:r>
+            <w:r>
+              <w:rPr>
+                <w:rFonts w:ascii="Trade Gothic Next" w:hAnsi="Trade Gothic Next"/>
+                <w:b/>
+                <w:color w:val="14161B"/>
+                <w:sz w:val="18"/>
+                <w:u w:val="none"/>
+              </w:rPr>
+              <w:t xml:space="preserve">Electrons  </w:t>
+            </w:r>
+            <w:r>
+              <w:rPr>
+                <w:rFonts w:ascii="Trade Gothic Next" w:hAnsi="Trade Gothic Next"/>
+                <w:b/>
+                <w:color w:val="4D730E"/>
+                <w:sz w:val="21"/>
+                <w:u w:val="single"/>
+              </w:rPr>
+              <w:t>19</w:t>
+            </w:r>
+          </w:p>
           <w:p>
             <w:pPr>
               <w:spacing w:before="0" w:after="0" w:line="60" w:lineRule="exact"/>
@@ -8793,7 +8712,11 @@
               </w:tc>
             </w:tr>
           </w:tbl>
-          <w:p/>
+          <w:p>
+            <w:pPr>
+              <w:spacing w:before="0" w:after="0" w:line="20" w:lineRule="exact"/>
+            </w:pPr>
+          </w:p>
           <w:p>
             <w:pPr>
               <w:spacing w:before="0" w:after="0" w:line="80" w:lineRule="exact"/>
@@ -9046,7 +8969,11 @@
               </w:tc>
             </w:tr>
           </w:tbl>
-          <w:p/>
+          <w:p>
+            <w:pPr>
+              <w:spacing w:before="0" w:after="0" w:line="20" w:lineRule="exact"/>
+            </w:pPr>
+          </w:p>
           <w:p>
             <w:pPr>
               <w:spacing w:before="0" w:after="0" w:line="40" w:lineRule="exact"/>
@@ -9063,12 +8990,12 @@
     </w:tbl>
     <w:p>
       <w:pPr>
-        <w:spacing w:before="0" w:after="0" w:line="120" w:lineRule="exact"/>
+        <w:spacing w:before="0" w:after="0" w:line="80" w:lineRule="exact"/>
       </w:pPr>
       <w:r>
         <w:rPr>
           <w:rFonts w:ascii="Trade Gothic Next" w:hAnsi="Trade Gothic Next"/>
-          <w:sz w:val="8"/>
+          <w:sz w:val="4"/>
         </w:rPr>
       </w:r>
     </w:p>
@@ -9097,97 +9024,63 @@
               <w:right w:val="single" w:sz="6" w:color="C8CDC2"/>
             </w:tcBorders>
           </w:tcPr>
-          <w:p/>
-          <w:tbl>
-            <w:tblPr>
-              <w:tblW w:type="auto" w:w="0"/>
-              <w:tblLayout w:type="fixed"/>
-              <w:tblLook w:firstColumn="1" w:firstRow="1" w:lastColumn="0" w:lastRow="0" w:noHBand="0" w:noVBand="1" w:val="04A0"/>
-              <w:tblLayout w:type="fixed"/>
-            </w:tblPr>
-            <w:tblGrid>
-              <w:gridCol w:w="6192"/>
-              <w:gridCol w:w="4176"/>
-            </w:tblGrid>
-            <w:tr>
-              <w:trPr>
-                <w:cantSplit/>
-              </w:trPr>
-              <w:tc>
-                <w:tcPr>
-                  <w:tcW w:type="dxa" w:w="6192"/>
-                  <w:tcMar>
-                    <w:top w:w="0" w:type="dxa"/>
-                    <w:left w:w="0" w:type="dxa"/>
-                    <w:bottom w:w="0" w:type="dxa"/>
-                    <w:right w:w="0" w:type="dxa"/>
-                  </w:tcMar>
-                </w:tcPr>
-                <w:p>
-                  <w:pPr>
-                    <w:spacing w:after="40"/>
-                  </w:pPr>
-                  <w:r>
-                    <w:rPr>
-                      <w:rFonts w:ascii="Trade Gothic Next" w:hAnsi="Trade Gothic Next"/>
-                      <w:b/>
-                      <w:color w:val="4D730E"/>
-                      <w:sz w:val="20"/>
-                      <w:u w:val="none"/>
-                    </w:rPr>
-                    <w:t xml:space="preserve">8   </w:t>
-                  </w:r>
-                  <w:r>
-                    <w:rPr>
-                      <w:rFonts w:ascii="Trade Gothic Next" w:hAnsi="Trade Gothic Next"/>
-                      <w:b/>
-                      <w:color w:val="14161B"/>
-                      <w:sz w:val="21"/>
-                      <w:u w:val="none"/>
-                    </w:rPr>
-                    <w:t>Vanadium, V</w:t>
-                  </w:r>
-                </w:p>
-              </w:tc>
-              <w:tc>
-                <w:tcPr>
-                  <w:tcW w:type="dxa" w:w="4176"/>
-                  <w:tcMar>
-                    <w:top w:w="0" w:type="dxa"/>
-                    <w:left w:w="0" w:type="dxa"/>
-                    <w:bottom w:w="0" w:type="dxa"/>
-                    <w:right w:w="0" w:type="dxa"/>
-                  </w:tcMar>
-                </w:tcPr>
-                <w:p>
-                  <w:pPr>
-                    <w:spacing w:after="40"/>
-                  </w:pPr>
-                  <w:r>
-                    <w:rPr>
-                      <w:rFonts w:ascii="Trade Gothic Next" w:hAnsi="Trade Gothic Next"/>
-                      <w:b/>
-                      <w:color w:val="14161B"/>
-                      <w:sz w:val="18"/>
-                      <w:u w:val="none"/>
-                    </w:rPr>
-                    <w:t xml:space="preserve">Electrons  </w:t>
-                  </w:r>
-                  <w:r>
-                    <w:rPr>
-                      <w:rFonts w:ascii="Trade Gothic Next" w:hAnsi="Trade Gothic Next"/>
-                      <w:b/>
-                      <w:color w:val="4D730E"/>
-                      <w:sz w:val="21"/>
-                      <w:u w:val="single"/>
-                    </w:rPr>
-                    <w:t>23</w:t>
-                  </w:r>
-                </w:p>
-              </w:tc>
-            </w:tr>
-          </w:tbl>
-          <w:p/>
+          <w:p>
+            <w:pPr>
+              <w:tabs>
+                <w:tab w:pos="10080" w:val="right"/>
+              </w:tabs>
+              <w:spacing w:after="0"/>
+            </w:pPr>
+            <w:r>
+              <w:rPr>
+                <w:rFonts w:ascii="Trade Gothic Next" w:hAnsi="Trade Gothic Next"/>
+                <w:b/>
+                <w:color w:val="4D730E"/>
+                <w:sz w:val="20"/>
+                <w:u w:val="none"/>
+              </w:rPr>
+              <w:t xml:space="preserve">8   </w:t>
+            </w:r>
+            <w:r>
+              <w:rPr>
+                <w:rFonts w:ascii="Trade Gothic Next" w:hAnsi="Trade Gothic Next"/>
+                <w:b/>
+                <w:color w:val="14161B"/>
+                <w:sz w:val="21"/>
+                <w:u w:val="none"/>
+              </w:rPr>
+              <w:t>Vanadium, V</w:t>
+            </w:r>
+            <w:r>
+              <w:rPr>
+                <w:rFonts w:ascii="Trade Gothic Next" w:hAnsi="Trade Gothic Next"/>
+                <w:b w:val="0"/>
+                <w:sz w:val="18"/>
+                <w:u w:val="none"/>
+              </w:rPr>
+              <w:tab/>
+            </w:r>
+            <w:r>
+              <w:rPr>
+                <w:rFonts w:ascii="Trade Gothic Next" w:hAnsi="Trade Gothic Next"/>
+                <w:b/>
+                <w:color w:val="14161B"/>
+                <w:sz w:val="18"/>
+                <w:u w:val="none"/>
+              </w:rPr>
+              <w:t xml:space="preserve">Electrons  </w:t>
+            </w:r>
+            <w:r>
+              <w:rPr>
+                <w:rFonts w:ascii="Trade Gothic Next" w:hAnsi="Trade Gothic Next"/>
+                <w:b/>
+                <w:color w:val="4D730E"/>
+                <w:sz w:val="21"/>
+                <w:u w:val="single"/>
+              </w:rPr>
+              <w:t>23</w:t>
+            </w:r>
+          </w:p>
           <w:p>
             <w:pPr>
               <w:spacing w:before="0" w:after="0" w:line="60" w:lineRule="exact"/>
@@ -10027,7 +9920,11 @@
               </w:tc>
             </w:tr>
           </w:tbl>
-          <w:p/>
+          <w:p>
+            <w:pPr>
+              <w:spacing w:before="0" w:after="0" w:line="20" w:lineRule="exact"/>
+            </w:pPr>
+          </w:p>
           <w:p>
             <w:pPr>
               <w:spacing w:before="0" w:after="0" w:line="80" w:lineRule="exact"/>
@@ -10311,7 +10208,11 @@
               </w:tc>
             </w:tr>
           </w:tbl>
-          <w:p/>
+          <w:p>
+            <w:pPr>
+              <w:spacing w:before="0" w:after="0" w:line="20" w:lineRule="exact"/>
+            </w:pPr>
+          </w:p>
           <w:p>
             <w:pPr>
               <w:spacing w:before="0" w:after="0" w:line="40" w:lineRule="exact"/>
@@ -10328,12 +10229,12 @@
     </w:tbl>
     <w:p>
       <w:pPr>
-        <w:spacing w:before="0" w:after="0" w:line="120" w:lineRule="exact"/>
+        <w:spacing w:before="0" w:after="0" w:line="80" w:lineRule="exact"/>
       </w:pPr>
       <w:r>
         <w:rPr>
           <w:rFonts w:ascii="Trade Gothic Next" w:hAnsi="Trade Gothic Next"/>
-          <w:sz w:val="8"/>
+          <w:sz w:val="4"/>
         </w:rPr>
       </w:r>
     </w:p>
@@ -10362,97 +10263,63 @@
               <w:right w:val="single" w:sz="6" w:color="C8CDC2"/>
             </w:tcBorders>
           </w:tcPr>
-          <w:p/>
-          <w:tbl>
-            <w:tblPr>
-              <w:tblW w:type="auto" w:w="0"/>
-              <w:tblLayout w:type="fixed"/>
-              <w:tblLook w:firstColumn="1" w:firstRow="1" w:lastColumn="0" w:lastRow="0" w:noHBand="0" w:noVBand="1" w:val="04A0"/>
-              <w:tblLayout w:type="fixed"/>
-            </w:tblPr>
-            <w:tblGrid>
-              <w:gridCol w:w="6192"/>
-              <w:gridCol w:w="4176"/>
-            </w:tblGrid>
-            <w:tr>
-              <w:trPr>
-                <w:cantSplit/>
-              </w:trPr>
-              <w:tc>
-                <w:tcPr>
-                  <w:tcW w:type="dxa" w:w="6192"/>
-                  <w:tcMar>
-                    <w:top w:w="0" w:type="dxa"/>
-                    <w:left w:w="0" w:type="dxa"/>
-                    <w:bottom w:w="0" w:type="dxa"/>
-                    <w:right w:w="0" w:type="dxa"/>
-                  </w:tcMar>
-                </w:tcPr>
-                <w:p>
-                  <w:pPr>
-                    <w:spacing w:after="40"/>
-                  </w:pPr>
-                  <w:r>
-                    <w:rPr>
-                      <w:rFonts w:ascii="Trade Gothic Next" w:hAnsi="Trade Gothic Next"/>
-                      <w:b/>
-                      <w:color w:val="4D730E"/>
-                      <w:sz w:val="20"/>
-                      <w:u w:val="none"/>
-                    </w:rPr>
-                    <w:t xml:space="preserve">9   </w:t>
-                  </w:r>
-                  <w:r>
-                    <w:rPr>
-                      <w:rFonts w:ascii="Trade Gothic Next" w:hAnsi="Trade Gothic Next"/>
-                      <w:b/>
-                      <w:color w:val="14161B"/>
-                      <w:sz w:val="21"/>
-                      <w:u w:val="none"/>
-                    </w:rPr>
-                    <w:t>Zinc, Zn</w:t>
-                  </w:r>
-                </w:p>
-              </w:tc>
-              <w:tc>
-                <w:tcPr>
-                  <w:tcW w:type="dxa" w:w="4176"/>
-                  <w:tcMar>
-                    <w:top w:w="0" w:type="dxa"/>
-                    <w:left w:w="0" w:type="dxa"/>
-                    <w:bottom w:w="0" w:type="dxa"/>
-                    <w:right w:w="0" w:type="dxa"/>
-                  </w:tcMar>
-                </w:tcPr>
-                <w:p>
-                  <w:pPr>
-                    <w:spacing w:after="40"/>
-                  </w:pPr>
-                  <w:r>
-                    <w:rPr>
-                      <w:rFonts w:ascii="Trade Gothic Next" w:hAnsi="Trade Gothic Next"/>
-                      <w:b/>
-                      <w:color w:val="14161B"/>
-                      <w:sz w:val="18"/>
-                      <w:u w:val="none"/>
-                    </w:rPr>
-                    <w:t xml:space="preserve">Electrons  </w:t>
-                  </w:r>
-                  <w:r>
-                    <w:rPr>
-                      <w:rFonts w:ascii="Trade Gothic Next" w:hAnsi="Trade Gothic Next"/>
-                      <w:b/>
-                      <w:color w:val="4D730E"/>
-                      <w:sz w:val="21"/>
-                      <w:u w:val="single"/>
-                    </w:rPr>
-                    <w:t>30</w:t>
-                  </w:r>
-                </w:p>
-              </w:tc>
-            </w:tr>
-          </w:tbl>
-          <w:p/>
+          <w:p>
+            <w:pPr>
+              <w:tabs>
+                <w:tab w:pos="10080" w:val="right"/>
+              </w:tabs>
+              <w:spacing w:after="0"/>
+            </w:pPr>
+            <w:r>
+              <w:rPr>
+                <w:rFonts w:ascii="Trade Gothic Next" w:hAnsi="Trade Gothic Next"/>
+                <w:b/>
+                <w:color w:val="4D730E"/>
+                <w:sz w:val="20"/>
+                <w:u w:val="none"/>
+              </w:rPr>
+              <w:t xml:space="preserve">9   </w:t>
+            </w:r>
+            <w:r>
+              <w:rPr>
+                <w:rFonts w:ascii="Trade Gothic Next" w:hAnsi="Trade Gothic Next"/>
+                <w:b/>
+                <w:color w:val="14161B"/>
+                <w:sz w:val="21"/>
+                <w:u w:val="none"/>
+              </w:rPr>
+              <w:t>Zinc, Zn</w:t>
+            </w:r>
+            <w:r>
+              <w:rPr>
+                <w:rFonts w:ascii="Trade Gothic Next" w:hAnsi="Trade Gothic Next"/>
+                <w:b w:val="0"/>
+                <w:sz w:val="18"/>
+                <w:u w:val="none"/>
+              </w:rPr>
+              <w:tab/>
+            </w:r>
+            <w:r>
+              <w:rPr>
+                <w:rFonts w:ascii="Trade Gothic Next" w:hAnsi="Trade Gothic Next"/>
+                <w:b/>
+                <w:color w:val="14161B"/>
+                <w:sz w:val="18"/>
+                <w:u w:val="none"/>
+              </w:rPr>
+              <w:t xml:space="preserve">Electrons  </w:t>
+            </w:r>
+            <w:r>
+              <w:rPr>
+                <w:rFonts w:ascii="Trade Gothic Next" w:hAnsi="Trade Gothic Next"/>
+                <w:b/>
+                <w:color w:val="4D730E"/>
+                <w:sz w:val="21"/>
+                <w:u w:val="single"/>
+              </w:rPr>
+              <w:t>30</w:t>
+            </w:r>
+          </w:p>
           <w:p>
             <w:pPr>
               <w:spacing w:before="0" w:after="0" w:line="60" w:lineRule="exact"/>
@@ -11312,7 +11179,11 @@
               </w:tc>
             </w:tr>
           </w:tbl>
-          <w:p/>
+          <w:p>
+            <w:pPr>
+              <w:spacing w:before="0" w:after="0" w:line="20" w:lineRule="exact"/>
+            </w:pPr>
+          </w:p>
           <w:p>
             <w:pPr>
               <w:spacing w:before="0" w:after="0" w:line="80" w:lineRule="exact"/>
@@ -11596,7 +11467,11 @@
               </w:tc>
             </w:tr>
           </w:tbl>
-          <w:p/>
+          <w:p>
+            <w:pPr>
+              <w:spacing w:before="0" w:after="0" w:line="20" w:lineRule="exact"/>
+            </w:pPr>
+          </w:p>
           <w:p>
             <w:pPr>
               <w:spacing w:before="0" w:after="0" w:line="40" w:lineRule="exact"/>
@@ -11613,12 +11488,12 @@
     </w:tbl>
     <w:p>
       <w:pPr>
-        <w:spacing w:before="0" w:after="0" w:line="120" w:lineRule="exact"/>
+        <w:spacing w:before="0" w:after="0" w:line="80" w:lineRule="exact"/>
       </w:pPr>
       <w:r>
         <w:rPr>
           <w:rFonts w:ascii="Trade Gothic Next" w:hAnsi="Trade Gothic Next"/>
-          <w:sz w:val="8"/>
+          <w:sz w:val="4"/>
         </w:rPr>
       </w:r>
     </w:p>
@@ -11647,97 +11522,63 @@
               <w:right w:val="single" w:sz="6" w:color="C8CDC2"/>
             </w:tcBorders>
           </w:tcPr>
-          <w:p/>
-          <w:tbl>
-            <w:tblPr>
-              <w:tblW w:type="auto" w:w="0"/>
-              <w:tblLayout w:type="fixed"/>
-              <w:tblLook w:firstColumn="1" w:firstRow="1" w:lastColumn="0" w:lastRow="0" w:noHBand="0" w:noVBand="1" w:val="04A0"/>
-              <w:tblLayout w:type="fixed"/>
-            </w:tblPr>
-            <w:tblGrid>
-              <w:gridCol w:w="6192"/>
-              <w:gridCol w:w="4176"/>
-            </w:tblGrid>
-            <w:tr>
-              <w:trPr>
-                <w:cantSplit/>
-              </w:trPr>
-              <w:tc>
-                <w:tcPr>
-                  <w:tcW w:type="dxa" w:w="6192"/>
-                  <w:tcMar>
-                    <w:top w:w="0" w:type="dxa"/>
-                    <w:left w:w="0" w:type="dxa"/>
-                    <w:bottom w:w="0" w:type="dxa"/>
-                    <w:right w:w="0" w:type="dxa"/>
-                  </w:tcMar>
-                </w:tcPr>
-                <w:p>
-                  <w:pPr>
-                    <w:spacing w:after="40"/>
-                  </w:pPr>
-                  <w:r>
-                    <w:rPr>
-                      <w:rFonts w:ascii="Trade Gothic Next" w:hAnsi="Trade Gothic Next"/>
-                      <w:b/>
-                      <w:color w:val="4D730E"/>
-                      <w:sz w:val="20"/>
-                      <w:u w:val="none"/>
-                    </w:rPr>
-                    <w:t xml:space="preserve">10   </w:t>
-                  </w:r>
-                  <w:r>
-                    <w:rPr>
-                      <w:rFonts w:ascii="Trade Gothic Next" w:hAnsi="Trade Gothic Next"/>
-                      <w:b/>
-                      <w:color w:val="14161B"/>
-                      <w:sz w:val="21"/>
-                      <w:u w:val="none"/>
-                    </w:rPr>
-                    <w:t>Arsenic, As</w:t>
-                  </w:r>
-                </w:p>
-              </w:tc>
-              <w:tc>
-                <w:tcPr>
-                  <w:tcW w:type="dxa" w:w="4176"/>
-                  <w:tcMar>
-                    <w:top w:w="0" w:type="dxa"/>
-                    <w:left w:w="0" w:type="dxa"/>
-                    <w:bottom w:w="0" w:type="dxa"/>
-                    <w:right w:w="0" w:type="dxa"/>
-                  </w:tcMar>
-                </w:tcPr>
-                <w:p>
-                  <w:pPr>
-                    <w:spacing w:after="40"/>
-                  </w:pPr>
-                  <w:r>
-                    <w:rPr>
-                      <w:rFonts w:ascii="Trade Gothic Next" w:hAnsi="Trade Gothic Next"/>
-                      <w:b/>
-                      <w:color w:val="14161B"/>
-                      <w:sz w:val="18"/>
-                      <w:u w:val="none"/>
-                    </w:rPr>
-                    <w:t xml:space="preserve">Electrons  </w:t>
-                  </w:r>
-                  <w:r>
-                    <w:rPr>
-                      <w:rFonts w:ascii="Trade Gothic Next" w:hAnsi="Trade Gothic Next"/>
-                      <w:b/>
-                      <w:color w:val="4D730E"/>
-                      <w:sz w:val="21"/>
-                      <w:u w:val="single"/>
-                    </w:rPr>
-                    <w:t>33</w:t>
-                  </w:r>
-                </w:p>
-              </w:tc>
-            </w:tr>
-          </w:tbl>
-          <w:p/>
+          <w:p>
+            <w:pPr>
+              <w:tabs>
+                <w:tab w:pos="10080" w:val="right"/>
+              </w:tabs>
+              <w:spacing w:after="0"/>
+            </w:pPr>
+            <w:r>
+              <w:rPr>
+                <w:rFonts w:ascii="Trade Gothic Next" w:hAnsi="Trade Gothic Next"/>
+                <w:b/>
+                <w:color w:val="4D730E"/>
+                <w:sz w:val="20"/>
+                <w:u w:val="none"/>
+              </w:rPr>
+              <w:t xml:space="preserve">10   </w:t>
+            </w:r>
+            <w:r>
+              <w:rPr>
+                <w:rFonts w:ascii="Trade Gothic Next" w:hAnsi="Trade Gothic Next"/>
+                <w:b/>
+                <w:color w:val="14161B"/>
+                <w:sz w:val="21"/>
+                <w:u w:val="none"/>
+              </w:rPr>
+              <w:t>Arsenic, As</w:t>
+            </w:r>
+            <w:r>
+              <w:rPr>
+                <w:rFonts w:ascii="Trade Gothic Next" w:hAnsi="Trade Gothic Next"/>
+                <w:b w:val="0"/>
+                <w:sz w:val="18"/>
+                <w:u w:val="none"/>
+              </w:rPr>
+              <w:tab/>
+            </w:r>
+            <w:r>
+              <w:rPr>
+                <w:rFonts w:ascii="Trade Gothic Next" w:hAnsi="Trade Gothic Next"/>
+                <w:b/>
+                <w:color w:val="14161B"/>
+                <w:sz w:val="18"/>
+                <w:u w:val="none"/>
+              </w:rPr>
+              <w:t xml:space="preserve">Electrons  </w:t>
+            </w:r>
+            <w:r>
+              <w:rPr>
+                <w:rFonts w:ascii="Trade Gothic Next" w:hAnsi="Trade Gothic Next"/>
+                <w:b/>
+                <w:color w:val="4D730E"/>
+                <w:sz w:val="21"/>
+                <w:u w:val="single"/>
+              </w:rPr>
+              <w:t>33</w:t>
+            </w:r>
+          </w:p>
           <w:p>
             <w:pPr>
               <w:spacing w:before="0" w:after="0" w:line="60" w:lineRule="exact"/>
@@ -12627,7 +12468,11 @@
               </w:tc>
             </w:tr>
           </w:tbl>
-          <w:p/>
+          <w:p>
+            <w:pPr>
+              <w:spacing w:before="0" w:after="0" w:line="20" w:lineRule="exact"/>
+            </w:pPr>
+          </w:p>
           <w:p>
             <w:pPr>
               <w:spacing w:before="0" w:after="0" w:line="80" w:lineRule="exact"/>
@@ -12942,7 +12787,11 @@
               </w:tc>
             </w:tr>
           </w:tbl>
-          <w:p/>
+          <w:p>
+            <w:pPr>
+              <w:spacing w:before="0" w:after="0" w:line="20" w:lineRule="exact"/>
+            </w:pPr>
+          </w:p>
           <w:p>
             <w:pPr>
               <w:spacing w:before="0" w:after="0" w:line="40" w:lineRule="exact"/>

--- a/output/chem-u02/SHULL_CHEM_Practice_Set_U02_S02.3_Longhand_Key.docx
+++ b/output/chem-u02/SHULL_CHEM_Practice_Set_U02_S02.3_Longhand_Key.docx
@@ -62,7 +62,7 @@
                 <w:sz w:val="14"/>
                 <w:spacing w:val="26"/>
               </w:rPr>
-              <w:t>PRACTICE SET  ·  ELECTRON CONFIGURATIONS  ·  LONGHAND  ·  TEACHER KEY</w:t>
+              <w:t>OPTIONAL PRACTICE  ·  ELECTRON CONFIGURATIONS  ·  LONGHAND  ·  TEACHER KEY</w:t>
             </w:r>
           </w:p>
         </w:tc>
@@ -76,10 +76,9 @@
         <w:tblLayout w:type="fixed"/>
       </w:tblPr>
       <w:tblGrid>
-        <w:gridCol w:w="4752"/>
+        <w:gridCol w:w="6912"/>
         <w:gridCol w:w="2160"/>
         <w:gridCol w:w="1728"/>
-        <w:gridCol w:w="2160"/>
       </w:tblGrid>
       <w:tr>
         <w:trPr>
@@ -88,7 +87,7 @@
         </w:trPr>
         <w:tc>
           <w:tcPr>
-            <w:tcW w:type="dxa" w:w="4752"/>
+            <w:tcW w:type="dxa" w:w="6912"/>
             <w:vAlign w:val="top"/>
             <w:tcMar>
               <w:top w:w="20" w:type="dxa"/>
@@ -173,36 +172,6 @@
                 <w:u w:val="none"/>
               </w:rPr>
               <w:t>PERIOD</w:t>
-            </w:r>
-          </w:p>
-        </w:tc>
-        <w:tc>
-          <w:tcPr>
-            <w:tcW w:type="dxa" w:w="2160"/>
-            <w:vAlign w:val="top"/>
-            <w:tcMar>
-              <w:top w:w="20" w:type="dxa"/>
-              <w:left w:w="0" w:type="dxa"/>
-              <w:bottom w:w="0" w:type="dxa"/>
-              <w:right w:w="120" w:type="dxa"/>
-            </w:tcMar>
-            <w:tcBorders>
-              <w:bottom w:val="single" w:sz="8" w:color="C8CDC2"/>
-            </w:tcBorders>
-          </w:tcPr>
-          <w:p>
-            <w:pPr>
-              <w:spacing w:after="0"/>
-            </w:pPr>
-            <w:r>
-              <w:rPr>
-                <w:rFonts w:ascii="Trade Gothic Next" w:hAnsi="Trade Gothic Next"/>
-                <w:b/>
-                <w:color w:val="55604F"/>
-                <w:sz w:val="15"/>
-                <w:u w:val="none"/>
-              </w:rPr>
-              <w:t>SCORE  / 5</w:t>
             </w:r>
           </w:p>
         </w:tc>
